--- a/files/metodicheskie/zarnica-scenariy-shkolnyy-etap.docx
+++ b/files/metodicheskie/zarnica-scenariy-shkolnyy-etap.docx
@@ -11079,7 +11079,7 @@
         <w:sz w:val="15"/>
         <w:szCs w:val="15"/>
       </w:rPr>
-      <w:t xml:space="preserve">Сайт преподавателя ОБЗР · obzr77.github.io/demin-obzr-site</w:t>
+      <w:t xml:space="preserve">Сайт преподавателя ОБЗР · demin-obzr.ru</w:t>
     </w:r>
     <w:r>
       <w:rPr>
